--- a/powerapps/communication/GUIDE-UTILISATION.docx
+++ b/powerapps/communication/GUIDE-UTILISATION.docx
@@ -1718,23 +1718,23 @@
         <w:pStyle w:val="Compact"/>
       </w:pPr>
       <w:r>
-        <w:t xml:space="preserve">Prenez connaissance du dossier. Les onglets</w:t>
-      </w:r>
-      <w:r>
-        <w:t xml:space="preserve"> </w:t>
-      </w:r>
-      <w:r>
-        <w:rPr>
-          <w:bCs/>
-          <w:b/>
-        </w:rPr>
-        <w:t xml:space="preserve">📊 Synthèse</w:t>
-      </w:r>
-      <w:r>
-        <w:t xml:space="preserve"> </w:t>
-      </w:r>
-      <w:r>
-        <w:t xml:space="preserve">et</w:t>
+        <w:t xml:space="preserve">Prenez connaissance du dossier. La</w:t>
+      </w:r>
+      <w:r>
+        <w:t xml:space="preserve"> </w:t>
+      </w:r>
+      <w:r>
+        <w:rPr>
+          <w:bCs/>
+          <w:b/>
+        </w:rPr>
+        <w:t xml:space="preserve">barre d’étapes</w:t>
+      </w:r>
+      <w:r>
+        <w:t xml:space="preserve"> </w:t>
+      </w:r>
+      <w:r>
+        <w:t xml:space="preserve">et l’onglet</w:t>
       </w:r>
       <w:r>
         <w:t xml:space="preserve"> </w:t>
@@ -1872,17 +1872,17 @@
         <w:pStyle w:val="Compact"/>
       </w:pPr>
       <w:r>
-        <w:t xml:space="preserve">l’évaluation globale est transmise à la</w:t>
-      </w:r>
-      <w:r>
-        <w:t xml:space="preserve"> </w:t>
-      </w:r>
-      <w:r>
-        <w:rPr>
-          <w:bCs/>
-          <w:b/>
-        </w:rPr>
-        <w:t xml:space="preserve">paie</w:t>
+        <w:t xml:space="preserve">l’évaluation globale est transmise aux</w:t>
+      </w:r>
+      <w:r>
+        <w:t xml:space="preserve"> </w:t>
+      </w:r>
+      <w:r>
+        <w:rPr>
+          <w:bCs/>
+          <w:b/>
+        </w:rPr>
+        <w:t xml:space="preserve">RH</w:t>
       </w:r>
       <w:r>
         <w:t xml:space="preserve"> </w:t>
@@ -2101,48 +2101,6 @@
                 <w:bCs/>
                 <w:b/>
               </w:rPr>
-              <w:t xml:space="preserve">📊 Synthèse</w:t>
-            </w:r>
-          </w:p>
-        </w:tc>
-        <w:tc>
-          <w:tcPr/>
-          <w:p>
-            <w:pPr>
-              <w:pStyle w:val="Compact"/>
-              <w:jc w:val="left"/>
-            </w:pPr>
-            <w:r>
-              <w:t xml:space="preserve">Onglet</w:t>
-            </w:r>
-          </w:p>
-        </w:tc>
-        <w:tc>
-          <w:tcPr/>
-          <w:p>
-            <w:pPr>
-              <w:pStyle w:val="Compact"/>
-              <w:jc w:val="left"/>
-            </w:pPr>
-            <w:r>
-              <w:t xml:space="preserve">Statut, type de poste, évaluation globale, nombre d’objectifs, moyenne des cotes par posture</w:t>
-            </w:r>
-          </w:p>
-        </w:tc>
-      </w:tr>
-      <w:tr>
-        <w:tc>
-          <w:tcPr/>
-          <w:p>
-            <w:pPr>
-              <w:pStyle w:val="Compact"/>
-              <w:jc w:val="left"/>
-            </w:pPr>
-            <w:r>
-              <w:rPr>
-                <w:bCs/>
-                <w:b/>
-              </w:rPr>
               <w:t xml:space="preserve">🎯 Plan de développement</w:t>
             </w:r>
           </w:p>
@@ -2225,7 +2183,114 @@
               <w:t xml:space="preserve"> </w:t>
             </w:r>
             <w:r>
-              <w:t xml:space="preserve">de l’appréciation (10 à 30 secondes). Il s’ouvre dans un nouvel onglet</w:t>
+              <w:t xml:space="preserve">de l’appréciation (10 à 30 secondes) et le</w:t>
+            </w:r>
+            <w:r>
+              <w:t xml:space="preserve"> </w:t>
+            </w:r>
+            <w:r>
+              <w:rPr>
+                <w:bCs/>
+                <w:b/>
+              </w:rPr>
+              <w:t xml:space="preserve">joint au dossier</w:t>
+            </w:r>
+            <w:r>
+              <w:t xml:space="preserve">. Cliquez ensuite sur</w:t>
+            </w:r>
+            <w:r>
+              <w:t xml:space="preserve"> </w:t>
+            </w:r>
+            <w:r>
+              <w:rPr>
+                <w:bCs/>
+                <w:b/>
+              </w:rPr>
+              <w:t xml:space="preserve">📄 Ouvrir le PDF</w:t>
+            </w:r>
+          </w:p>
+        </w:tc>
+      </w:tr>
+      <w:tr>
+        <w:tc>
+          <w:tcPr/>
+          <w:p>
+            <w:pPr>
+              <w:pStyle w:val="Compact"/>
+              <w:jc w:val="left"/>
+            </w:pPr>
+            <w:r>
+              <w:rPr>
+                <w:bCs/>
+                <w:b/>
+              </w:rPr>
+              <w:t xml:space="preserve">🖨️ Créer le PDF du plan</w:t>
+            </w:r>
+          </w:p>
+        </w:tc>
+        <w:tc>
+          <w:tcPr/>
+          <w:p>
+            <w:pPr>
+              <w:pStyle w:val="Compact"/>
+              <w:jc w:val="left"/>
+            </w:pPr>
+            <w:r>
+              <w:t xml:space="preserve">Onglet Plan</w:t>
+            </w:r>
+          </w:p>
+        </w:tc>
+        <w:tc>
+          <w:tcPr/>
+          <w:p>
+            <w:pPr>
+              <w:pStyle w:val="Compact"/>
+              <w:jc w:val="left"/>
+            </w:pPr>
+            <w:r>
+              <w:t xml:space="preserve">Produit le PDF du plan de développement, joint aussi au dossier</w:t>
+            </w:r>
+          </w:p>
+        </w:tc>
+      </w:tr>
+      <w:tr>
+        <w:tc>
+          <w:tcPr/>
+          <w:p>
+            <w:pPr>
+              <w:pStyle w:val="Compact"/>
+              <w:jc w:val="left"/>
+            </w:pPr>
+            <w:r>
+              <w:rPr>
+                <w:bCs/>
+                <w:b/>
+              </w:rPr>
+              <w:t xml:space="preserve">📄 PDF</w:t>
+            </w:r>
+          </w:p>
+        </w:tc>
+        <w:tc>
+          <w:tcPr/>
+          <w:p>
+            <w:pPr>
+              <w:pStyle w:val="Compact"/>
+              <w:jc w:val="left"/>
+            </w:pPr>
+            <w:r>
+              <w:t xml:space="preserve">Mes dossiers, sur chaque ligne</w:t>
+            </w:r>
+          </w:p>
+        </w:tc>
+        <w:tc>
+          <w:tcPr/>
+          <w:p>
+            <w:pPr>
+              <w:pStyle w:val="Compact"/>
+              <w:jc w:val="left"/>
+            </w:pPr>
+            <w:r>
+              <w:t xml:space="preserve">Ouvre le PDF, sans ouvrir le dossier</w:t>
             </w:r>
           </w:p>
         </w:tc>
@@ -2555,7 +2620,65 @@
               <w:jc w:val="left"/>
             </w:pPr>
             <w:r>
-              <w:t xml:space="preserve">Vérifiez que votre navigateur autorise les fenêtres. Si un message rouge apparaît, réessayez dans une minute, puis contactez le soutien.</w:t>
+              <w:t xml:space="preserve">Attendez le message vert, puis cliquez sur</w:t>
+            </w:r>
+            <w:r>
+              <w:t xml:space="preserve"> </w:t>
+            </w:r>
+            <w:r>
+              <w:rPr>
+                <w:bCs/>
+                <w:b/>
+              </w:rPr>
+              <w:t xml:space="preserve">📄 Ouvrir le PDF</w:t>
+            </w:r>
+            <w:r>
+              <w:t xml:space="preserve"> </w:t>
+            </w:r>
+            <w:r>
+              <w:t xml:space="preserve">(ou sur</w:t>
+            </w:r>
+            <w:r>
+              <w:t xml:space="preserve"> </w:t>
+            </w:r>
+            <w:r>
+              <w:rPr>
+                <w:bCs/>
+                <w:b/>
+              </w:rPr>
+              <w:t xml:space="preserve">📄 PDF</w:t>
+            </w:r>
+            <w:r>
+              <w:t xml:space="preserve"> </w:t>
+            </w:r>
+            <w:r>
+              <w:t xml:space="preserve">dans Mes dossiers). Si un message rouge apparaît, réessayez dans une minute, puis contactez le soutien.</w:t>
+            </w:r>
+          </w:p>
+        </w:tc>
+      </w:tr>
+      <w:tr>
+        <w:tc>
+          <w:tcPr/>
+          <w:p>
+            <w:pPr>
+              <w:pStyle w:val="Compact"/>
+              <w:jc w:val="left"/>
+            </w:pPr>
+            <w:r>
+              <w:t xml:space="preserve">Il y a plusieurs versions de mon PDF ?</w:t>
+            </w:r>
+          </w:p>
+        </w:tc>
+        <w:tc>
+          <w:tcPr/>
+          <w:p>
+            <w:pPr>
+              <w:pStyle w:val="Compact"/>
+              <w:jc w:val="left"/>
+            </w:pPr>
+            <w:r>
+              <w:t xml:space="preserve">Non : chaque nouvelle demande remplace l’ancienne. Le PDF le plus récent est toujours celui joint au dossier.</w:t>
             </w:r>
           </w:p>
         </w:tc>
@@ -2630,7 +2753,7 @@
               <w:t xml:space="preserve"> </w:t>
             </w:r>
             <w:r>
-              <w:t xml:space="preserve">est transmise à la paie, à la fin.</w:t>
+              <w:t xml:space="preserve">est transmise aux RH, à la fin.</w:t>
             </w:r>
           </w:p>
         </w:tc>
@@ -2655,20 +2778,23 @@
         <w:pStyle w:val="Compact"/>
       </w:pPr>
       <w:r>
-        <w:t xml:space="preserve">Dans l’onglet</w:t>
-      </w:r>
-      <w:r>
-        <w:t xml:space="preserve"> </w:t>
-      </w:r>
-      <w:r>
-        <w:rPr>
-          <w:bCs/>
-          <w:b/>
-        </w:rPr>
-        <w:t xml:space="preserve">❓ Comment remplir</w:t>
-      </w:r>
-      <w:r>
-        <w:t xml:space="preserve">, utilisez le bouton de contact pour écrire à l’équipe.</w:t>
+        <w:t xml:space="preserve">Cliquez sur</w:t>
+      </w:r>
+      <w:r>
+        <w:t xml:space="preserve"> </w:t>
+      </w:r>
+      <w:r>
+        <w:rPr>
+          <w:bCs/>
+          <w:b/>
+        </w:rPr>
+        <w:t xml:space="preserve">❓ Comment remplir ce formulaire</w:t>
+      </w:r>
+      <w:r>
+        <w:t xml:space="preserve"> </w:t>
+      </w:r>
+      <w:r>
+        <w:t xml:space="preserve">(en haut à gauche), puis sur le bouton de contact pour écrire à l’équipe.</w:t>
       </w:r>
     </w:p>
     <w:p>

--- a/powerapps/communication/GUIDE-UTILISATION.docx
+++ b/powerapps/communication/GUIDE-UTILISATION.docx
@@ -1734,23 +1734,23 @@
         <w:t xml:space="preserve"> </w:t>
       </w:r>
       <w:r>
-        <w:t xml:space="preserve">et l’onglet</w:t>
-      </w:r>
-      <w:r>
-        <w:t xml:space="preserve"> </w:t>
-      </w:r>
-      <w:r>
-        <w:rPr>
-          <w:bCs/>
-          <w:b/>
-        </w:rPr>
-        <w:t xml:space="preserve">🎯 Plan de développement</w:t>
-      </w:r>
-      <w:r>
-        <w:t xml:space="preserve"> </w:t>
-      </w:r>
-      <w:r>
-        <w:t xml:space="preserve">en donnent un résumé.</w:t>
+        <w:t xml:space="preserve">montre où il en est, et</w:t>
+      </w:r>
+      <w:r>
+        <w:t xml:space="preserve"> </w:t>
+      </w:r>
+      <w:r>
+        <w:rPr>
+          <w:bCs/>
+          <w:b/>
+        </w:rPr>
+        <w:t xml:space="preserve">🖨️ Aperçu PDF</w:t>
+      </w:r>
+      <w:r>
+        <w:t xml:space="preserve"> </w:t>
+      </w:r>
+      <w:r>
+        <w:t xml:space="preserve">en donne une version complète à lire.</w:t>
       </w:r>
     </w:p>
     <w:p>
@@ -2101,48 +2101,6 @@
                 <w:bCs/>
                 <w:b/>
               </w:rPr>
-              <w:t xml:space="preserve">🎯 Plan de développement</w:t>
-            </w:r>
-          </w:p>
-        </w:tc>
-        <w:tc>
-          <w:tcPr/>
-          <w:p>
-            <w:pPr>
-              <w:pStyle w:val="Compact"/>
-              <w:jc w:val="left"/>
-            </w:pPr>
-            <w:r>
-              <w:t xml:space="preserve">Onglet</w:t>
-            </w:r>
-          </w:p>
-        </w:tc>
-        <w:tc>
-          <w:tcPr/>
-          <w:p>
-            <w:pPr>
-              <w:pStyle w:val="Compact"/>
-              <w:jc w:val="left"/>
-            </w:pPr>
-            <w:r>
-              <w:t xml:space="preserve">Objectifs à venir et besoins de développement, réunis sur une page</w:t>
-            </w:r>
-          </w:p>
-        </w:tc>
-      </w:tr>
-      <w:tr>
-        <w:tc>
-          <w:tcPr/>
-          <w:p>
-            <w:pPr>
-              <w:pStyle w:val="Compact"/>
-              <w:jc w:val="left"/>
-            </w:pPr>
-            <w:r>
-              <w:rPr>
-                <w:bCs/>
-                <w:b/>
-              </w:rPr>
               <w:t xml:space="preserve">🖨️ Aperçu PDF</w:t>
             </w:r>
           </w:p>
@@ -2207,48 +2165,6 @@
                 <w:b/>
               </w:rPr>
               <w:t xml:space="preserve">📄 Ouvrir le PDF</w:t>
-            </w:r>
-          </w:p>
-        </w:tc>
-      </w:tr>
-      <w:tr>
-        <w:tc>
-          <w:tcPr/>
-          <w:p>
-            <w:pPr>
-              <w:pStyle w:val="Compact"/>
-              <w:jc w:val="left"/>
-            </w:pPr>
-            <w:r>
-              <w:rPr>
-                <w:bCs/>
-                <w:b/>
-              </w:rPr>
-              <w:t xml:space="preserve">🖨️ Créer le PDF du plan</w:t>
-            </w:r>
-          </w:p>
-        </w:tc>
-        <w:tc>
-          <w:tcPr/>
-          <w:p>
-            <w:pPr>
-              <w:pStyle w:val="Compact"/>
-              <w:jc w:val="left"/>
-            </w:pPr>
-            <w:r>
-              <w:t xml:space="preserve">Onglet Plan</w:t>
-            </w:r>
-          </w:p>
-        </w:tc>
-        <w:tc>
-          <w:tcPr/>
-          <w:p>
-            <w:pPr>
-              <w:pStyle w:val="Compact"/>
-              <w:jc w:val="left"/>
-            </w:pPr>
-            <w:r>
-              <w:t xml:space="preserve">Produit le PDF du plan de développement, joint aussi au dossier</w:t>
             </w:r>
           </w:p>
         </w:tc>

--- a/powerapps/communication/GUIDE-UTILISATION.docx
+++ b/powerapps/communication/GUIDE-UTILISATION.docx
@@ -51,6 +51,48 @@
         <w:pStyle w:val="Subtitle"/>
       </w:pPr>
       <w:r>
+        <w:t xml:space="preserve">VERSION</w:t>
+      </w:r>
+      <w:r>
+        <w:t xml:space="preserve"> </w:t>
+      </w:r>
+      <w:r>
+        <w:t xml:space="preserve">FINALE</w:t>
+      </w:r>
+      <w:r>
+        <w:t xml:space="preserve"> </w:t>
+      </w:r>
+      <w:r>
+        <w:t xml:space="preserve">—</w:t>
+      </w:r>
+      <w:r>
+        <w:t xml:space="preserve"> </w:t>
+      </w:r>
+      <w:r>
+        <w:t xml:space="preserve">28</w:t>
+      </w:r>
+      <w:r>
+        <w:t xml:space="preserve"> </w:t>
+      </w:r>
+      <w:r>
+        <w:t xml:space="preserve">octobre</w:t>
+      </w:r>
+      <w:r>
+        <w:t xml:space="preserve"> </w:t>
+      </w:r>
+      <w:r>
+        <w:t xml:space="preserve">2026</w:t>
+      </w:r>
+      <w:r>
+        <w:t xml:space="preserve"> </w:t>
+      </w:r>
+      <w:r>
+        <w:t xml:space="preserve">·</w:t>
+      </w:r>
+      <w:r>
+        <w:t xml:space="preserve"> </w:t>
+      </w:r>
+      <w:r>
         <w:t xml:space="preserve">Pour</w:t>
       </w:r>
       <w:r>
@@ -99,13 +141,7 @@
         <w:t xml:space="preserve"> </w:t>
       </w:r>
       <w:r>
-        <w:t xml:space="preserve">—</w:t>
-      </w:r>
-      <w:r>
-        <w:t xml:space="preserve"> </w:t>
-      </w:r>
-      <w:r>
-        <w:t xml:space="preserve">formulaires</w:t>
+        <w:t xml:space="preserve">(formulaires</w:t>
       </w:r>
       <w:r>
         <w:t xml:space="preserve"> </w:t>
@@ -129,7 +165,7 @@
         <w:t xml:space="preserve"> </w:t>
       </w:r>
       <w:r>
-        <w:t xml:space="preserve">2026</w:t>
+        <w:t xml:space="preserve">2026)</w:t>
       </w:r>
     </w:p>
     <w:bookmarkStart w:id="23" w:name="en-bref"/>
@@ -2182,48 +2218,6 @@
                 <w:bCs/>
                 <w:b/>
               </w:rPr>
-              <w:t xml:space="preserve">📄 PDF</w:t>
-            </w:r>
-          </w:p>
-        </w:tc>
-        <w:tc>
-          <w:tcPr/>
-          <w:p>
-            <w:pPr>
-              <w:pStyle w:val="Compact"/>
-              <w:jc w:val="left"/>
-            </w:pPr>
-            <w:r>
-              <w:t xml:space="preserve">Mes dossiers, sur chaque ligne</w:t>
-            </w:r>
-          </w:p>
-        </w:tc>
-        <w:tc>
-          <w:tcPr/>
-          <w:p>
-            <w:pPr>
-              <w:pStyle w:val="Compact"/>
-              <w:jc w:val="left"/>
-            </w:pPr>
-            <w:r>
-              <w:t xml:space="preserve">Ouvre le PDF, sans ouvrir le dossier</w:t>
-            </w:r>
-          </w:p>
-        </w:tc>
-      </w:tr>
-      <w:tr>
-        <w:tc>
-          <w:tcPr/>
-          <w:p>
-            <w:pPr>
-              <w:pStyle w:val="Compact"/>
-              <w:jc w:val="left"/>
-            </w:pPr>
-            <w:r>
-              <w:rPr>
-                <w:bCs/>
-                <w:b/>
-              </w:rPr>
               <w:t xml:space="preserve">🗑️ Nouveau formulaire</w:t>
             </w:r>
           </w:p>
@@ -2549,26 +2543,7 @@
               <w:t xml:space="preserve">📄 Ouvrir le PDF</w:t>
             </w:r>
             <w:r>
-              <w:t xml:space="preserve"> </w:t>
-            </w:r>
-            <w:r>
-              <w:t xml:space="preserve">(ou sur</w:t>
-            </w:r>
-            <w:r>
-              <w:t xml:space="preserve"> </w:t>
-            </w:r>
-            <w:r>
-              <w:rPr>
-                <w:bCs/>
-                <w:b/>
-              </w:rPr>
-              <w:t xml:space="preserve">📄 PDF</w:t>
-            </w:r>
-            <w:r>
-              <w:t xml:space="preserve"> </w:t>
-            </w:r>
-            <w:r>
-              <w:t xml:space="preserve">dans Mes dossiers). Si un message rouge apparaît, réessayez dans une minute, puis contactez le soutien.</w:t>
+              <w:t xml:space="preserve">. Si un message rouge apparaît, réessayez dans une minute, puis contactez le soutien.</w:t>
             </w:r>
           </w:p>
         </w:tc>
